--- a/TCE-318P-Fall-2026-Syllabus.docx
+++ b/TCE-318P-Fall-2026-Syllabus.docx
@@ -180,16 +180,7 @@
               <w:t xml:space="preserve">H A</w:t>
             </w:r>
             <w:r>
-              <w:t xml:space="preserve"> </w:t>
-            </w:r>
-            <w:r>
-              <w:t xml:space="preserve">(CRN 12886) · Hamilton campus</w:t>
-            </w:r>
-            <w:r>
-              <w:t xml:space="preserve"> </w:t>
-            </w:r>
-            <w:r>
-              <w:t xml:space="preserve"> </w:t>
+              <w:t xml:space="preserve"> (CRN 12886) · Hamilton campus  </w:t>
             </w:r>
             <w:r>
               <w:rPr>
@@ -199,10 +190,7 @@
               <w:t xml:space="preserve">A</w:t>
             </w:r>
             <w:r>
-              <w:t xml:space="preserve"> </w:t>
-            </w:r>
-            <w:r>
-              <w:t xml:space="preserve">(CRN 12918) · Oxford campus</w:t>
+              <w:t xml:space="preserve"> (CRN 12918) · Oxford campus</w:t>
             </w:r>
           </w:p>
         </w:tc>
@@ -237,16 +225,7 @@
               <w:t xml:space="preserve">Hamilton (H A)</w:t>
             </w:r>
             <w:r>
-              <w:t xml:space="preserve"> </w:t>
-            </w:r>
-            <w:r>
-              <w:t xml:space="preserve">— Tuesdays &amp; Thursdays, 11:40 a.m.–1:00 p.m., 216 Mosler Hall</w:t>
-            </w:r>
-            <w:r>
-              <w:t xml:space="preserve"> </w:t>
-            </w:r>
-            <w:r>
-              <w:t xml:space="preserve"> </w:t>
+              <w:t xml:space="preserve"> — Tuesdays &amp; Thursdays, 11:40 a.m.–1:00 p.m., 216 Mosler Hall  </w:t>
             </w:r>
             <w:r>
               <w:rPr>
@@ -256,10 +235,7 @@
               <w:t xml:space="preserve">Oxford (A)</w:t>
             </w:r>
             <w:r>
-              <w:t xml:space="preserve"> </w:t>
-            </w:r>
-            <w:r>
-              <w:t xml:space="preserve">— Mondays &amp; Wednesdays, 10:05–11:25 a.m., 126 McGuffey Hall</w:t>
+              <w:t xml:space="preserve"> — Mondays &amp; Wednesdays, 10:05–11:25 a.m., 126 McGuffey Hall</w:t>
             </w:r>
           </w:p>
         </w:tc>
@@ -315,10 +291,7 @@
               <w:pStyle w:val="Compact"/>
             </w:pPr>
             <w:r>
-              <w:t xml:space="preserve">Oxford:</w:t>
-            </w:r>
-            <w:r>
-              <w:t xml:space="preserve"> </w:t>
+              <w:t xml:space="preserve">Oxford: </w:t>
             </w:r>
             <w:hyperlink r:id="rId20">
               <w:r>
@@ -329,16 +302,7 @@
               </w:r>
             </w:hyperlink>
             <w:r>
-              <w:t xml:space="preserve"> </w:t>
-            </w:r>
-            <w:r>
-              <w:t xml:space="preserve"> </w:t>
-            </w:r>
-            <w:r>
-              <w:t xml:space="preserve">Hamilton:</w:t>
-            </w:r>
-            <w:r>
-              <w:t xml:space="preserve"> </w:t>
+              <w:t xml:space="preserve">  Hamilton: </w:t>
             </w:r>
             <w:hyperlink r:id="rId21">
               <w:r>
@@ -392,10 +356,7 @@
         <w:t xml:space="preserve">Term detail.</w:t>
       </w:r>
       <w:r>
-        <w:t xml:space="preserve"> </w:t>
-      </w:r>
-      <w:r>
-        <w:t xml:space="preserve">Hamilton first meets Tuesday, August 25 and last on Thursday, December 3. Oxford first meets Monday, August 24 and last on Wednesday, December 2. Monday, September 7 is Labor Day (no classes; campuses closed) — Oxford’s Week 3 meets Wednesday only; Hamilton is unaffected. Finals week is December 7–11; the Final Report and Review &amp; Reflection are due Wednesday, December 9.</w:t>
+        <w:t xml:space="preserve"> Hamilton first meets Tuesday, August 25 and last on Thursday, December 3. Oxford first meets Monday, August 24 and last on Wednesday, December 2. Monday, September 7 is Labor Day (no classes; campuses closed) — Oxford’s Week 3 meets Wednesday only; Hamilton is unaffected. Finals week is December 7–11; the Final Report and Review &amp; Reflection are due Wednesday, December 9.</w:t>
       </w:r>
     </w:p>
     <w:bookmarkEnd w:id="22"/>
@@ -428,10 +389,7 @@
         <w:t xml:space="preserve">The arc of the semester.</w:t>
       </w:r>
       <w:r>
-        <w:t xml:space="preserve"> </w:t>
-      </w:r>
-      <w:r>
-        <w:t xml:space="preserve">The whole course builds toward one act of evidence-based inquiry: candidates develop a question about how students understand a mathematical concept, build a lesson to investigate it, take it into a real classroom, and report honestly on what they found.</w:t>
+        <w:t xml:space="preserve"> The whole course builds toward one act of evidence-based inquiry: candidates develop a question about how students understand a mathematical concept, build a lesson to investigate it, take it into a real classroom, and report honestly on what they found.</w:t>
       </w:r>
     </w:p>
     <w:p>
@@ -450,10 +408,7 @@
         <w:t xml:space="preserve">Act I — Foundations (Weeks 1–5).</w:t>
       </w:r>
       <w:r>
-        <w:t xml:space="preserve"> </w:t>
-      </w:r>
-      <w:r>
-        <w:t xml:space="preserve">The core moves: reasoning, listening and questioning, geometry and van Hiele, differentiation, and assessment.</w:t>
+        <w:t xml:space="preserve"> The core moves: reasoning, listening and questioning, geometry and van Hiele, differentiation, and assessment.</w:t>
       </w:r>
     </w:p>
     <w:p>
@@ -472,10 +427,7 @@
         <w:t xml:space="preserve">Act II — Build the investigation (Weeks 6–10).</w:t>
       </w:r>
       <w:r>
-        <w:t xml:space="preserve"> </w:t>
-      </w:r>
-      <w:r>
-        <w:t xml:space="preserve">A concept, a research question, and a nested Before–During–After lesson designed to reveal student thinking.</w:t>
+        <w:t xml:space="preserve"> A concept, a research question, and a nested Before–During–After lesson designed to reveal student thinking.</w:t>
       </w:r>
     </w:p>
     <w:p>
@@ -494,10 +446,7 @@
         <w:t xml:space="preserve">Act III — Field and report (Weeks 11–15).</w:t>
       </w:r>
       <w:r>
-        <w:t xml:space="preserve"> </w:t>
-      </w:r>
-      <w:r>
-        <w:t xml:space="preserve">Enact the lesson, collect student work, and communicate what was learned in a final report.</w:t>
+        <w:t xml:space="preserve"> Enact the lesson, collect student work, and communicate what was learned in a final report.</w:t>
       </w:r>
     </w:p>
     <w:bookmarkEnd w:id="23"/>
@@ -754,13 +703,7 @@
               <w:pStyle w:val="Compact"/>
             </w:pPr>
             <w:r>
-              <w:t xml:space="preserve">McFeetors &amp; Palfy,</w:t>
-            </w:r>
-            <w:r>
-              <w:t xml:space="preserve"> </w:t>
-            </w:r>
-            <w:r>
-              <w:t xml:space="preserve">“Playing Games in Math Class”</w:t>
+              <w:t xml:space="preserve">McFeetors &amp; Palfy, “Playing Games in Math Class”</w:t>
             </w:r>
           </w:p>
         </w:tc>
@@ -806,22 +749,7 @@
               <w:pStyle w:val="Compact"/>
             </w:pPr>
             <w:r>
-              <w:t xml:space="preserve">Reinhart,</w:t>
-            </w:r>
-            <w:r>
-              <w:t xml:space="preserve"> </w:t>
-            </w:r>
-            <w:r>
-              <w:t xml:space="preserve">“Never Say Anything a Kid Can Say!”</w:t>
-            </w:r>
-            <w:r>
-              <w:t xml:space="preserve">; Switzer,</w:t>
-            </w:r>
-            <w:r>
-              <w:t xml:space="preserve"> </w:t>
-            </w:r>
-            <w:r>
-              <w:t xml:space="preserve">“Hundred Chart Challenge”</w:t>
+              <w:t xml:space="preserve">Reinhart, “Never Say Anything a Kid Can Say!”; Switzer, “Hundred Chart Challenge”</w:t>
             </w:r>
           </w:p>
         </w:tc>
@@ -867,22 +795,7 @@
               <w:pStyle w:val="Compact"/>
             </w:pPr>
             <w:r>
-              <w:t xml:space="preserve">Newell &amp; Orton,</w:t>
-            </w:r>
-            <w:r>
-              <w:t xml:space="preserve"> </w:t>
-            </w:r>
-            <w:r>
-              <w:t xml:space="preserve">“Classroom Routines”</w:t>
-            </w:r>
-            <w:r>
-              <w:t xml:space="preserve">; Higgins,</w:t>
-            </w:r>
-            <w:r>
-              <w:t xml:space="preserve"> </w:t>
-            </w:r>
-            <w:r>
-              <w:t xml:space="preserve">“Building a Team of Learners”</w:t>
+              <w:t xml:space="preserve">Newell &amp; Orton, “Classroom Routines”; Higgins, “Building a Team of Learners”</w:t>
             </w:r>
           </w:p>
         </w:tc>
@@ -928,22 +841,7 @@
               <w:pStyle w:val="Compact"/>
             </w:pPr>
             <w:r>
-              <w:t xml:space="preserve">Edwards, Meagher &amp; Özgün-Koca,</w:t>
-            </w:r>
-            <w:r>
-              <w:t xml:space="preserve"> </w:t>
-            </w:r>
-            <w:r>
-              <w:t xml:space="preserve">“Pentominoes”</w:t>
-            </w:r>
-            <w:r>
-              <w:t xml:space="preserve">; Simpson et al.,</w:t>
-            </w:r>
-            <w:r>
-              <w:t xml:space="preserve"> </w:t>
-            </w:r>
-            <w:r>
-              <w:t xml:space="preserve">“Rethinking Teachers’ Questioning”</w:t>
+              <w:t xml:space="preserve">Edwards, Meagher &amp; Özgün-Koca, “Pentominoes”; Simpson et al., “Rethinking Teachers’ Questioning”</w:t>
             </w:r>
           </w:p>
         </w:tc>
@@ -989,13 +887,7 @@
               <w:pStyle w:val="Compact"/>
             </w:pPr>
             <w:r>
-              <w:t xml:space="preserve">McGatha &amp; Darcy,</w:t>
-            </w:r>
-            <w:r>
-              <w:t xml:space="preserve"> </w:t>
-            </w:r>
-            <w:r>
-              <w:t xml:space="preserve">“Rubrics at Play”</w:t>
+              <w:t xml:space="preserve">McGatha &amp; Darcy, “Rubrics at Play”</w:t>
             </w:r>
           </w:p>
         </w:tc>
@@ -1509,13 +1401,7 @@
               <w:pStyle w:val="Compact"/>
             </w:pPr>
             <w:r>
-              <w:t xml:space="preserve">Research candidates gather themselves, for</w:t>
-            </w:r>
-            <w:r>
-              <w:t xml:space="preserve"> </w:t>
-            </w:r>
-            <w:r>
-              <w:t xml:space="preserve">“What does research say?”</w:t>
+              <w:t xml:space="preserve">Research candidates gather themselves, for “What does research say?”</w:t>
             </w:r>
           </w:p>
         </w:tc>
@@ -1675,10 +1561,7 @@
         <w:pStyle w:val="FirstParagraph"/>
       </w:pPr>
       <w:r>
-        <w:t xml:space="preserve">The course is worth</w:t>
-      </w:r>
-      <w:r>
-        <w:t xml:space="preserve"> </w:t>
+        <w:t xml:space="preserve">The course is worth </w:t>
       </w:r>
       <w:r>
         <w:rPr>
@@ -2590,31 +2473,7 @@
         <w:pStyle w:val="BodyText"/>
       </w:pPr>
       <w:r>
-        <w:t xml:space="preserve">Candidates are graded on evidence-based reasoning and honesty about limits — not on whether they</w:t>
-      </w:r>
-      <w:r>
-        <w:t xml:space="preserve"> </w:t>
-      </w:r>
-      <w:r>
-        <w:t xml:space="preserve">“answered”</w:t>
-      </w:r>
-      <w:r>
-        <w:t xml:space="preserve"> </w:t>
-      </w:r>
-      <w:r>
-        <w:t xml:space="preserve">their question. An honest</w:t>
-      </w:r>
-      <w:r>
-        <w:t xml:space="preserve"> </w:t>
-      </w:r>
-      <w:r>
-        <w:t xml:space="preserve">“here is what I saw, and here is what I still don’t know”</w:t>
-      </w:r>
-      <w:r>
-        <w:t xml:space="preserve"> </w:t>
-      </w:r>
-      <w:r>
-        <w:t xml:space="preserve">is strong work.</w:t>
+        <w:t xml:space="preserve">Candidates are graded on evidence-based reasoning and honesty about limits — not on whether they “answered” their question. An honest “here is what I saw, and here is what I still don’t know” is strong work.</w:t>
       </w:r>
     </w:p>
     <w:bookmarkStart w:id="30" w:name="grading-scale"/>
@@ -3241,10 +3100,7 @@
         <w:t xml:space="preserve">On their own work, generative AI is the candidate’s choice, not a requirement.</w:t>
       </w:r>
       <w:r>
-        <w:t xml:space="preserve"> </w:t>
-      </w:r>
-      <w:r>
-        <w:t xml:space="preserve">When used, it is a thinking partner, not an answer generator — the reasoning has to be the candidate’s.</w:t>
+        <w:t xml:space="preserve"> When used, it is a thinking partner, not an answer generator — the reasoning has to be the candidate’s.</w:t>
       </w:r>
     </w:p>
     <w:p>
@@ -3282,10 +3138,7 @@
         <w:t xml:space="preserve">Human first.</w:t>
       </w:r>
       <w:r>
-        <w:t xml:space="preserve"> </w:t>
-      </w:r>
-      <w:r>
-        <w:t xml:space="preserve">A person reads the work before a machine does. This is practiced all semester: candidates test their own thinking, and a colleague reads the draft, before an AI ever weighs in.</w:t>
+        <w:t xml:space="preserve"> A person reads the work before a machine does. This is practiced all semester: candidates test their own thinking, and a colleague reads the draft, before an AI ever weighs in.</w:t>
       </w:r>
     </w:p>
     <w:p>
@@ -3304,10 +3157,7 @@
         <w:t xml:space="preserve">Disclose it.</w:t>
       </w:r>
       <w:r>
-        <w:t xml:space="preserve"> </w:t>
-      </w:r>
-      <w:r>
-        <w:t xml:space="preserve">Candidates state how they used AI in their work (a sentence is enough), and never present AI-invented facts or citations as real.</w:t>
+        <w:t xml:space="preserve"> Candidates state how they used AI in their work (a sentence is enough), and never present AI-invented facts or citations as real.</w:t>
       </w:r>
     </w:p>
     <w:p>
@@ -3326,10 +3176,7 @@
         <w:t xml:space="preserve">Todd-in-a-Can</w:t>
       </w:r>
       <w:r>
-        <w:t xml:space="preserve"> </w:t>
-      </w:r>
-      <w:r>
-        <w:t xml:space="preserve">is the course AI reviewer, built for the final paper. Candidates may run it as often as it helps; a human peer reads the draft as well.</w:t>
+        <w:t xml:space="preserve"> is the course AI reviewer, built for the final paper. Candidates may run it as often as it helps; a human peer reads the draft as well.</w:t>
       </w:r>
     </w:p>
     <w:p>
@@ -3344,23 +3191,17 @@
         <w:t xml:space="preserve">Weeks 7–10 are the exception: there, one AI tool is part of the assignment.</w:t>
       </w:r>
       <w:r>
-        <w:t xml:space="preserve"> </w:t>
-      </w:r>
-      <w:r>
-        <w:t xml:space="preserve">Those four weeks use</w:t>
-      </w:r>
-      <w:r>
-        <w:t xml:space="preserve"> </w:t>
+        <w:t xml:space="preserve"> Those four weeks use the planning partner built into </w:t>
       </w:r>
       <w:r>
         <w:rPr>
           <w:b/>
           <w:bCs/>
         </w:rPr>
-        <w:t xml:space="preserve">Alkimi</w:t>
-      </w:r>
-      <w:r>
-        <w:t xml:space="preserve">, and each assignment specifies exactly what to bring it and what to ask.</w:t>
+        <w:t xml:space="preserve">BDA Planner</w:t>
+      </w:r>
+      <w:r>
+        <w:t xml:space="preserve">, and each assignment says which part of the plan to run it on.</w:t>
       </w:r>
     </w:p>
     <w:p>
@@ -3379,10 +3220,7 @@
         <w:t xml:space="preserve">What it is.</w:t>
       </w:r>
       <w:r>
-        <w:t xml:space="preserve"> </w:t>
-      </w:r>
-      <w:r>
-        <w:t xml:space="preserve">A set of critics configured against each assignment’s rubric — one for the research question, one for the rich task, one for the routine, one for the whole investigation plan. Candidates receive an invitation before Week 7; there is nothing to buy.</w:t>
+        <w:t xml:space="preserve"> A set of critics configured against each assignment’s rubric — one for the research question, one for the rich task, one for the routine, one for the whole investigation plan. Candidates receive an invitation before Week 7; there is nothing to buy.</w:t>
       </w:r>
     </w:p>
     <w:p>
@@ -3401,10 +3239,7 @@
         <w:t xml:space="preserve">A critic, not a designer.</w:t>
       </w:r>
       <w:r>
-        <w:t xml:space="preserve"> </w:t>
-      </w:r>
-      <w:r>
-        <w:t xml:space="preserve">It will not write the question, task, routine, or lesson, and it is built to refuse if asked. The design judgment is what is being assessed.</w:t>
+        <w:t xml:space="preserve"> It will not write the question, task, routine, or lesson, and it is built to refuse if asked. The design judgment is what is being assessed.</w:t>
       </w:r>
     </w:p>
     <w:p>
@@ -3423,13 +3258,7 @@
         <w:t xml:space="preserve">Human first, again.</w:t>
       </w:r>
       <w:r>
-        <w:t xml:space="preserve"> </w:t>
-      </w:r>
-      <w:r>
-        <w:t xml:space="preserve">Colleagues test the work</w:t>
-      </w:r>
-      <w:r>
-        <w:t xml:space="preserve"> </w:t>
+        <w:t xml:space="preserve"> Colleagues test the work </w:t>
       </w:r>
       <w:r>
         <w:rPr>
@@ -3439,22 +3268,7 @@
         <w:t xml:space="preserve">before</w:t>
       </w:r>
       <w:r>
-        <w:t xml:space="preserve"> </w:t>
-      </w:r>
-      <w:r>
-        <w:t xml:space="preserve">Alkimi sees it. The</w:t>
-      </w:r>
-      <w:r>
-        <w:t xml:space="preserve"> </w:t>
-      </w:r>
-      <w:r>
-        <w:t xml:space="preserve">“two reads”</w:t>
-      </w:r>
-      <w:r>
-        <w:t xml:space="preserve"> </w:t>
-      </w:r>
-      <w:r>
-        <w:t xml:space="preserve">criterion on each rubric asks what the human read surfaced, then what the machine added, and what the candidate rejected from both.</w:t>
+        <w:t xml:space="preserve"> the planning partner sees it. The “two reads” criterion on each rubric asks what the human read surfaced, then what the machine added, and what the candidate rejected from both.</w:t>
       </w:r>
     </w:p>
     <w:p>
@@ -3473,10 +3287,7 @@
         <w:t xml:space="preserve">Not a stand-in for children.</w:t>
       </w:r>
       <w:r>
-        <w:t xml:space="preserve"> </w:t>
-      </w:r>
-      <w:r>
-        <w:t xml:space="preserve">Any strategy it names is a possibility to watch for, never a fact about how a real child thinks.</w:t>
+        <w:t xml:space="preserve"> Any strategy it names is a possibility to watch for, never a fact about how a real child thinks.</w:t>
       </w:r>
     </w:p>
     <w:p>
@@ -3495,10 +3306,7 @@
         <w:t xml:space="preserve">Pseudonyms only.</w:t>
       </w:r>
       <w:r>
-        <w:t xml:space="preserve"> </w:t>
-      </w:r>
-      <w:r>
-        <w:t xml:space="preserve">Everything entered into Alkimi is de-identified first. No student names, schools, or identifying details — ever, in any tool.</w:t>
+        <w:t xml:space="preserve"> Everything the planning partner reads is de-identified first. No student names, schools, or identifying details — ever, in any tool.</w:t>
       </w:r>
     </w:p>
     <w:bookmarkEnd w:id="32"/>
@@ -3569,10 +3377,7 @@
         <w:pStyle w:val="FirstParagraph"/>
       </w:pPr>
       <w:r>
-        <w:t xml:space="preserve">Current SDS affiliated students should request accommodations according to SDS procedure. You are strongly encouraged to request and discuss your accommodation needs during the</w:t>
-      </w:r>
-      <w:r>
-        <w:t xml:space="preserve"> </w:t>
+        <w:t xml:space="preserve">Current SDS affiliated students should request accommodations according to SDS procedure. You are strongly encouraged to request and discuss your accommodation needs during the </w:t>
       </w:r>
       <w:r>
         <w:rPr>
@@ -3594,14 +3399,7 @@
           <w:i/>
           <w:iCs/>
         </w:rPr>
-        <w:t xml:space="preserve">Miami University’s recommended statement — Student Disability Services syllabus statements,</w:t>
-      </w:r>
-      <w:r>
-        <w:rPr>
-          <w:i/>
-          <w:iCs/>
-        </w:rPr>
-        <w:t xml:space="preserve"> </w:t>
+        <w:t xml:space="preserve">Miami University’s recommended statement — Student Disability Services syllabus statements, </w:t>
       </w:r>
       <w:hyperlink r:id="rId33">
         <w:r>
@@ -3644,10 +3442,7 @@
         <w:t xml:space="preserve">I am a mandatory reporter.</w:t>
       </w:r>
       <w:r>
-        <w:t xml:space="preserve"> </w:t>
-      </w:r>
-      <w:r>
-        <w:t xml:space="preserve">If you write or speak about having experienced sexual violence — including rape, sexual assault, dating violence, domestic violence, or stalking — and indicate that it happened while you were a Miami student, Miami requires me as a faculty member to report it to the University’s Title IX office. I cannot promise confidentiality, and I must pass on relevant details, including names, if I know them. Someone from the University will then contact you about accommodations, support services, and your options for holding the person who harmed you accountable. You are not obliged to respond to them or to take any further step.</w:t>
+        <w:t xml:space="preserve"> If you write or speak about having experienced sexual violence — including rape, sexual assault, dating violence, domestic violence, or stalking — and indicate that it happened while you were a Miami student, Miami requires me as a faculty member to report it to the University’s Title IX office. I cannot promise confidentiality, and I must pass on relevant details, including names, if I know them. Someone from the University will then contact you about accommodations, support services, and your options for holding the person who harmed you accountable. You are not obliged to respond to them or to take any further step.</w:t>
       </w:r>
     </w:p>
     <w:p>
@@ -3662,10 +3457,7 @@
         <w:t xml:space="preserve">If you would rather that not happen, talk to a confidential resource instead of to me.</w:t>
       </w:r>
       <w:r>
-        <w:t xml:space="preserve"> </w:t>
-      </w:r>
-      <w:r>
-        <w:t xml:space="preserve">These people can hear what happened without starting a report:</w:t>
+        <w:t xml:space="preserve"> These people can hear what happened without starting a report:</w:t>
       </w:r>
     </w:p>
     <w:p>
@@ -3684,13 +3476,7 @@
         <w:t xml:space="preserve">Women Helping Women</w:t>
       </w:r>
       <w:r>
-        <w:t xml:space="preserve"> </w:t>
-      </w:r>
-      <w:r>
-        <w:t xml:space="preserve">— 24-hour crisis line</w:t>
-      </w:r>
-      <w:r>
-        <w:t xml:space="preserve"> </w:t>
+        <w:t xml:space="preserve"> — 24-hour crisis line </w:t>
       </w:r>
       <w:r>
         <w:rPr>
@@ -3700,13 +3486,7 @@
         <w:t xml:space="preserve">513-381-5610</w:t>
       </w:r>
       <w:r>
-        <w:t xml:space="preserve"> </w:t>
-      </w:r>
-      <w:r>
-        <w:t xml:space="preserve">(call or text), toll-free</w:t>
-      </w:r>
-      <w:r>
-        <w:t xml:space="preserve"> </w:t>
+        <w:t xml:space="preserve"> (call or text), toll-free </w:t>
       </w:r>
       <w:r>
         <w:rPr>
@@ -3716,10 +3496,7 @@
         <w:t xml:space="preserve">877-889-5610</w:t>
       </w:r>
       <w:r>
-        <w:t xml:space="preserve">. Campus advocate:</w:t>
-      </w:r>
-      <w:r>
-        <w:t xml:space="preserve"> </w:t>
+        <w:t xml:space="preserve">. Campus advocate: </w:t>
       </w:r>
       <w:r>
         <w:rPr>
@@ -3729,10 +3506,7 @@
         <w:t xml:space="preserve">513-818-4894</w:t>
       </w:r>
       <w:r>
-        <w:t xml:space="preserve">, frieseo@MiamiOH.edu. Miami states that speaking with the campus advocate is private and</w:t>
-      </w:r>
-      <w:r>
-        <w:t xml:space="preserve"> </w:t>
+        <w:t xml:space="preserve">, frieseo@MiamiOH.edu. Miami states that speaking with the campus advocate is private and </w:t>
       </w:r>
       <w:r>
         <w:rPr>
@@ -3742,10 +3516,7 @@
         <w:t xml:space="preserve">will not initiate a report</w:t>
       </w:r>
       <w:r>
-        <w:t xml:space="preserve"> </w:t>
-      </w:r>
-      <w:r>
-        <w:t xml:space="preserve">with the University.</w:t>
+        <w:t xml:space="preserve"> with the University.</w:t>
       </w:r>
     </w:p>
     <w:p>
@@ -3764,10 +3535,7 @@
         <w:t xml:space="preserve">Counseling — use your own campus.</w:t>
       </w:r>
       <w:r>
-        <w:t xml:space="preserve"> </w:t>
-      </w:r>
-      <w:r>
-        <w:t xml:space="preserve">Confidential and free of charge.</w:t>
+        <w:t xml:space="preserve"> Confidential and free of charge.</w:t>
       </w:r>
     </w:p>
     <w:tbl>
@@ -3823,13 +3591,7 @@
               <w:t xml:space="preserve">Regionals Student Counseling Services</w:t>
             </w:r>
             <w:r>
-              <w:t xml:space="preserve"> </w:t>
-            </w:r>
-            <w:r>
-              <w:t xml:space="preserve">—</w:t>
-            </w:r>
-            <w:r>
-              <w:t xml:space="preserve"> </w:t>
+              <w:t xml:space="preserve"> — </w:t>
             </w:r>
             <w:r>
               <w:rPr>
@@ -3857,13 +3619,7 @@
               <w:t xml:space="preserve">Student Counseling Service</w:t>
             </w:r>
             <w:r>
-              <w:t xml:space="preserve"> </w:t>
-            </w:r>
-            <w:r>
-              <w:t xml:space="preserve">—</w:t>
-            </w:r>
-            <w:r>
-              <w:t xml:space="preserve"> </w:t>
+              <w:t xml:space="preserve"> — </w:t>
             </w:r>
             <w:r>
               <w:rPr>
@@ -3893,13 +3649,7 @@
               <w:t xml:space="preserve">H.O.P.E. Line</w:t>
             </w:r>
             <w:r>
-              <w:t xml:space="preserve"> </w:t>
-            </w:r>
-            <w:r>
-              <w:t xml:space="preserve">—</w:t>
-            </w:r>
-            <w:r>
-              <w:t xml:space="preserve"> </w:t>
+              <w:t xml:space="preserve"> — </w:t>
             </w:r>
             <w:r>
               <w:rPr>
@@ -3920,10 +3670,7 @@
               <w:pStyle w:val="Compact"/>
             </w:pPr>
             <w:r>
-              <w:t xml:space="preserve">After hours, ask the university police dispatcher at</w:t>
-            </w:r>
-            <w:r>
-              <w:t xml:space="preserve"> </w:t>
+              <w:t xml:space="preserve">After hours, ask the university police dispatcher at </w:t>
             </w:r>
             <w:r>
               <w:rPr>
@@ -3933,10 +3680,7 @@
               <w:t xml:space="preserve">513-529-2222</w:t>
             </w:r>
             <w:r>
-              <w:t xml:space="preserve"> </w:t>
-            </w:r>
-            <w:r>
-              <w:t xml:space="preserve">for the on-call counselor.</w:t>
+              <w:t xml:space="preserve"> for the on-call counselor.</w:t>
             </w:r>
           </w:p>
         </w:tc>
@@ -3973,13 +3717,7 @@
         <w:t xml:space="preserve">Title IX &amp; Title VI Coordinator</w:t>
       </w:r>
       <w:r>
-        <w:t xml:space="preserve"> </w:t>
-      </w:r>
-      <w:r>
-        <w:t xml:space="preserve">— Danica Myers, Warfield Hall 017,</w:t>
-      </w:r>
-      <w:r>
-        <w:t xml:space="preserve"> </w:t>
+        <w:t xml:space="preserve"> — Danica Myers, Warfield Hall 017, </w:t>
       </w:r>
       <w:r>
         <w:rPr>
@@ -4008,13 +3746,7 @@
         <w:t xml:space="preserve">Office of Community Standards</w:t>
       </w:r>
       <w:r>
-        <w:t xml:space="preserve"> </w:t>
-      </w:r>
-      <w:r>
-        <w:t xml:space="preserve">—</w:t>
-      </w:r>
-      <w:r>
-        <w:t xml:space="preserve"> </w:t>
+        <w:t xml:space="preserve"> — </w:t>
       </w:r>
       <w:r>
         <w:rPr>
@@ -4024,13 +3756,7 @@
         <w:t xml:space="preserve">513-529-1417</w:t>
       </w:r>
       <w:r>
-        <w:t xml:space="preserve"> </w:t>
-      </w:r>
-      <w:r>
-        <w:t xml:space="preserve">·</w:t>
-      </w:r>
-      <w:r>
-        <w:t xml:space="preserve"> </w:t>
+        <w:t xml:space="preserve"> · </w:t>
       </w:r>
       <w:r>
         <w:rPr>
@@ -4040,10 +3766,7 @@
         <w:t xml:space="preserve">Dean of Students</w:t>
       </w:r>
       <w:r>
-        <w:t xml:space="preserve">, 110 Warfield Hall —</w:t>
-      </w:r>
-      <w:r>
-        <w:t xml:space="preserve"> </w:t>
+        <w:t xml:space="preserve">, 110 Warfield Hall — </w:t>
       </w:r>
       <w:r>
         <w:rPr>
@@ -4069,13 +3792,7 @@
         <w:t xml:space="preserve">Campus security — use your own campus.</w:t>
       </w:r>
       <w:r>
-        <w:t xml:space="preserve"> </w:t>
-      </w:r>
-      <w:r>
-        <w:t xml:space="preserve">In an emergency,</w:t>
-      </w:r>
-      <w:r>
-        <w:t xml:space="preserve"> </w:t>
+        <w:t xml:space="preserve"> In an emergency, </w:t>
       </w:r>
       <w:r>
         <w:rPr>
@@ -4134,10 +3851,7 @@
               <w:pStyle w:val="Compact"/>
             </w:pPr>
             <w:r>
-              <w:t xml:space="preserve">Allied Universal,</w:t>
-            </w:r>
-            <w:r>
-              <w:t xml:space="preserve"> </w:t>
+              <w:t xml:space="preserve">Allied Universal, </w:t>
             </w:r>
             <w:r>
               <w:rPr>
@@ -4147,10 +3861,7 @@
               <w:t xml:space="preserve">Mosler Hall 110</w:t>
             </w:r>
             <w:r>
-              <w:t xml:space="preserve">,</w:t>
-            </w:r>
-            <w:r>
-              <w:t xml:space="preserve"> </w:t>
+              <w:t xml:space="preserve">, </w:t>
             </w:r>
             <w:r>
               <w:rPr>
@@ -4178,10 +3889,7 @@
               <w:t xml:space="preserve">Miami University Police</w:t>
             </w:r>
             <w:r>
-              <w:t xml:space="preserve">,</w:t>
-            </w:r>
-            <w:r>
-              <w:t xml:space="preserve"> </w:t>
+              <w:t xml:space="preserve">, </w:t>
             </w:r>
             <w:r>
               <w:rPr>
@@ -4191,10 +3899,7 @@
               <w:t xml:space="preserve">513-529-2222</w:t>
             </w:r>
             <w:r>
-              <w:t xml:space="preserve"> </w:t>
-            </w:r>
-            <w:r>
-              <w:t xml:space="preserve">(24 hours).</w:t>
+              <w:t xml:space="preserve"> (24 hours).</w:t>
             </w:r>
           </w:p>
         </w:tc>
@@ -4212,10 +3917,7 @@
         <w:t xml:space="preserve">What Title IX is.</w:t>
       </w:r>
       <w:r>
-        <w:t xml:space="preserve"> </w:t>
-      </w:r>
-      <w:r>
-        <w:t xml:space="preserve">Title IX makes violence, harassment, and discrimination based on sex and gender civil-rights offenses, subject to the same accountability and the same support as offenses against other protected categories such as race or national origin. Miami University prohibits sex discrimination and sexual misconduct, including harassment, domestic and dating violence, sexual assault, and stalking.</w:t>
+        <w:t xml:space="preserve"> Title IX makes violence, harassment, and discrimination based on sex and gender civil-rights offenses, subject to the same accountability and the same support as offenses against other protected categories such as race or national origin. Miami University prohibits sex discrimination and sexual misconduct, including harassment, domestic and dating violence, sexual assault, and stalking.</w:t>
       </w:r>
     </w:p>
     <w:p>
@@ -4245,10 +3947,7 @@
         <w:pStyle w:val="FirstParagraph"/>
       </w:pPr>
       <w:r>
-        <w:t xml:space="preserve">Your work should reflect honesty and respect for learning. Cheating, plagiarism, fabrication, unauthorized collaboration, or misrepresentation are prohibited and handled under Miami University’s Academic Integrity Policy. Cite all sources you use,</w:t>
-      </w:r>
-      <w:r>
-        <w:t xml:space="preserve"> </w:t>
+        <w:t xml:space="preserve">Your work should reflect honesty and respect for learning. Cheating, plagiarism, fabrication, unauthorized collaboration, or misrepresentation are prohibited and handled under Miami University’s Academic Integrity Policy. Cite all sources you use, </w:t>
       </w:r>
       <w:r>
         <w:rPr>
@@ -4284,10 +3983,7 @@
         <w:pStyle w:val="BodyText"/>
       </w:pPr>
       <w:r>
-        <w:t xml:space="preserve">Three required</w:t>
-      </w:r>
-      <w:r>
-        <w:t xml:space="preserve"> </w:t>
+        <w:t xml:space="preserve">Three required </w:t>
       </w:r>
       <w:r>
         <w:rPr>
@@ -4297,10 +3993,7 @@
         <w:t xml:space="preserve">Block 2 seminars</w:t>
       </w:r>
       <w:r>
-        <w:t xml:space="preserve"> </w:t>
-      </w:r>
-      <w:r>
-        <w:t xml:space="preserve">meet via Zoom (Field Placement Expectations · Block 3 overview · Student Teaching). Dates and the join link will be announced in class.</w:t>
+        <w:t xml:space="preserve"> meet via Zoom (Field Placement Expectations · Block 3 overview · Student Teaching). Dates and the join link will be announced in class.</w:t>
       </w:r>
     </w:p>
     <w:bookmarkEnd w:id="37"/>
@@ -4325,10 +4018,7 @@
         <w:t xml:space="preserve">Anything may be up to 48 hours late.</w:t>
       </w:r>
       <w:r>
-        <w:t xml:space="preserve"> </w:t>
-      </w:r>
-      <w:r>
-        <w:t xml:space="preserve">No penalty, no need to ask, and no explanation required. Submit it and move on.</w:t>
+        <w:t xml:space="preserve"> No penalty, no need to ask, and no explanation required. Submit it and move on.</w:t>
       </w:r>
     </w:p>
     <w:p>
@@ -4343,10 +4033,7 @@
         <w:t xml:space="preserve">If you need longer than that, email me.</w:t>
       </w:r>
       <w:r>
-        <w:t xml:space="preserve"> </w:t>
-      </w:r>
-      <w:r>
-        <w:t xml:space="preserve">You will get it. I would rather read your real work a week late than a panicked version on time. There is nothing to prove and no documentation to produce.</w:t>
+        <w:t xml:space="preserve"> You will get it. I would rather read your real work a week late than a panicked version on time. There is nothing to prove and no documentation to produce.</w:t>
       </w:r>
     </w:p>
     <w:p>
@@ -4380,10 +4067,7 @@
         <w:t xml:space="preserve">Drafts that go to peer feedback or a lesson-planning session.</w:t>
       </w:r>
       <w:r>
-        <w:t xml:space="preserve"> </w:t>
-      </w:r>
-      <w:r>
-        <w:t xml:space="preserve">A colleague has to read it, so it has to exist.</w:t>
+        <w:t xml:space="preserve"> A colleague has to read it, so it has to exist.</w:t>
       </w:r>
     </w:p>
     <w:p>
@@ -4402,10 +4086,7 @@
         <w:t xml:space="preserve">The Investigation Plan, Week 10.</w:t>
       </w:r>
       <w:r>
-        <w:t xml:space="preserve"> </w:t>
-      </w:r>
-      <w:r>
-        <w:t xml:space="preserve">You cannot walk into a room of real children without a plan, and the field placement is not ours to reschedule.</w:t>
+        <w:t xml:space="preserve"> You cannot walk into a room of real children without a plan, and the field placement is not ours to reschedule.</w:t>
       </w:r>
     </w:p>
     <w:p>
@@ -4424,10 +4105,7 @@
         <w:t xml:space="preserve">The Final Report and Review &amp; Reflection, due Wednesday, December 9.</w:t>
       </w:r>
       <w:r>
-        <w:t xml:space="preserve"> </w:t>
-      </w:r>
-      <w:r>
-        <w:t xml:space="preserve">Grades are due to the university shortly after that and I cannot hold them open.</w:t>
+        <w:t xml:space="preserve"> Grades are due to the university shortly after that and I cannot hold them open.</w:t>
       </w:r>
     </w:p>
     <w:p>
@@ -4453,10 +4131,7 @@
         <w:pStyle w:val="FirstParagraph"/>
       </w:pPr>
       <w:r>
-        <w:t xml:space="preserve">Everything on the public course site is</w:t>
-      </w:r>
-      <w:r>
-        <w:t xml:space="preserve"> </w:t>
+        <w:t xml:space="preserve">Everything on the public course site is </w:t>
       </w:r>
       <w:r>
         <w:rPr>
@@ -4466,13 +4141,7 @@
         <w:t xml:space="preserve">de-identified</w:t>
       </w:r>
       <w:r>
-        <w:t xml:space="preserve"> </w:t>
-      </w:r>
-      <w:r>
-        <w:t xml:space="preserve">— no student names, work, or grades. In your own assignments, use</w:t>
-      </w:r>
-      <w:r>
-        <w:t xml:space="preserve"> </w:t>
+        <w:t xml:space="preserve"> — no student names, work, or grades. In your own assignments, use </w:t>
       </w:r>
       <w:r>
         <w:rPr>
@@ -4482,10 +4151,7 @@
         <w:t xml:space="preserve">pseudonyms</w:t>
       </w:r>
       <w:r>
-        <w:t xml:space="preserve"> </w:t>
-      </w:r>
-      <w:r>
-        <w:t xml:space="preserve">and remove identifying details from any student work — in text, image, audio, or video — before it goes in.</w:t>
+        <w:t xml:space="preserve"> and remove identifying details from any student work — in text, image, audio, or video — before it goes in.</w:t>
       </w:r>
     </w:p>
     <w:bookmarkEnd w:id="39"/>
@@ -4533,13 +4199,7 @@
         <w:t xml:space="preserve">Howe Writing Center</w:t>
       </w:r>
       <w:r>
-        <w:t xml:space="preserve"> </w:t>
-      </w:r>
-      <w:r>
-        <w:t xml:space="preserve">— free, individualized writing help at any stage. (A draft may be taken here as the Review &amp; Reflection read.)</w:t>
-      </w:r>
-      <w:r>
-        <w:t xml:space="preserve"> </w:t>
+        <w:t xml:space="preserve"> — free, individualized writing help at any stage. (A draft may be taken here as the Review &amp; Reflection read.) </w:t>
       </w:r>
       <w:hyperlink r:id="rId42">
         <w:r>
@@ -4566,13 +4226,7 @@
         <w:t xml:space="preserve">Rinella Learning Center</w:t>
       </w:r>
       <w:r>
-        <w:t xml:space="preserve"> </w:t>
-      </w:r>
-      <w:r>
-        <w:t xml:space="preserve">— academic counseling, tutoring, and supplemental instruction.</w:t>
-      </w:r>
-      <w:r>
-        <w:t xml:space="preserve"> </w:t>
+        <w:t xml:space="preserve"> — academic counseling, tutoring, and supplemental instruction. </w:t>
       </w:r>
       <w:hyperlink r:id="rId43">
         <w:r>
@@ -4599,13 +4253,7 @@
         <w:t xml:space="preserve">English Language Learner Writing Center (ELLWC)</w:t>
       </w:r>
       <w:r>
-        <w:t xml:space="preserve"> </w:t>
-      </w:r>
-      <w:r>
-        <w:t xml:space="preserve">— support for multilingual writers.</w:t>
-      </w:r>
-      <w:r>
-        <w:t xml:space="preserve"> </w:t>
+        <w:t xml:space="preserve"> — support for multilingual writers. </w:t>
       </w:r>
       <w:hyperlink r:id="rId44">
         <w:r>
@@ -4632,13 +4280,7 @@
         <w:t xml:space="preserve">Student Counseling Service</w:t>
       </w:r>
       <w:r>
-        <w:t xml:space="preserve"> </w:t>
-      </w:r>
-      <w:r>
-        <w:t xml:space="preserve">— therapy, workshops, and wellness programming.</w:t>
-      </w:r>
-      <w:r>
-        <w:t xml:space="preserve"> </w:t>
+        <w:t xml:space="preserve"> — therapy, workshops, and wellness programming. </w:t>
       </w:r>
       <w:hyperlink r:id="rId45">
         <w:r>
@@ -4665,13 +4307,7 @@
         <w:t xml:space="preserve">Office of Student Wellness</w:t>
       </w:r>
       <w:r>
-        <w:t xml:space="preserve"> </w:t>
-      </w:r>
-      <w:r>
-        <w:t xml:space="preserve">— health and wellness education and resources.</w:t>
-      </w:r>
-      <w:r>
-        <w:t xml:space="preserve"> </w:t>
+        <w:t xml:space="preserve"> — health and wellness education and resources. </w:t>
       </w:r>
       <w:hyperlink r:id="rId46">
         <w:r>

--- a/TCE-318P-Fall-2026-Syllabus.docx
+++ b/TCE-318P-Fall-2026-Syllabus.docx
@@ -3191,7 +3191,7 @@
         <w:t xml:space="preserve">Weeks 7–10 are the exception: there, one AI tool is part of the assignment.</w:t>
       </w:r>
       <w:r>
-        <w:t xml:space="preserve"> Those four weeks use the planning partner built into </w:t>
+        <w:t xml:space="preserve"> Those four weeks use the genAI planning partner built into </w:t>
       </w:r>
       <w:r>
         <w:rPr>
@@ -3268,7 +3268,7 @@
         <w:t xml:space="preserve">before</w:t>
       </w:r>
       <w:r>
-        <w:t xml:space="preserve"> the planning partner sees it. The “two reads” criterion on each rubric asks what the human read surfaced, then what the machine added, and what the candidate rejected from both.</w:t>
+        <w:t xml:space="preserve"> the genAI planning partner sees it. The “two reads” criterion on each rubric asks what the human read surfaced, then what the machine added, and what the candidate rejected from both.</w:t>
       </w:r>
     </w:p>
     <w:p>
@@ -3306,7 +3306,7 @@
         <w:t xml:space="preserve">Pseudonyms only.</w:t>
       </w:r>
       <w:r>
-        <w:t xml:space="preserve"> Everything the planning partner reads is de-identified first. No student names, schools, or identifying details — ever, in any tool.</w:t>
+        <w:t xml:space="preserve"> Everything the genAI planning partner reads is de-identified first. No student names, schools, or identifying details — ever, in any tool.</w:t>
       </w:r>
     </w:p>
     <w:bookmarkEnd w:id="32"/>

--- a/TCE-318P-Fall-2026-Syllabus.docx
+++ b/TCE-318P-Fall-2026-Syllabus.docx
@@ -2285,29 +2285,29 @@
               <w:pStyle w:val="Compact"/>
             </w:pPr>
             <w:r>
-              <w:t xml:space="preserve">Field Consultation</w:t>
-            </w:r>
-          </w:p>
-        </w:tc>
-        <w:tc>
-          <w:tcPr/>
-          <w:p>
-            <w:pPr>
-              <w:pStyle w:val="Compact"/>
-            </w:pPr>
-            <w:r>
-              <w:t xml:space="preserve">Sun Nov 15</w:t>
-            </w:r>
-          </w:p>
-        </w:tc>
-        <w:tc>
-          <w:tcPr/>
-          <w:p>
-            <w:pPr>
-              <w:pStyle w:val="Compact"/>
-            </w:pPr>
-            <w:r>
-              <w:t xml:space="preserve">Sun Nov 15</w:t>
+              <w:t xml:space="preserve">Final Report</w:t>
+            </w:r>
+          </w:p>
+        </w:tc>
+        <w:tc>
+          <w:tcPr/>
+          <w:p>
+            <w:pPr>
+              <w:pStyle w:val="Compact"/>
+            </w:pPr>
+            <w:r>
+              <w:t xml:space="preserve">Wed Dec 9</w:t>
+            </w:r>
+          </w:p>
+        </w:tc>
+        <w:tc>
+          <w:tcPr/>
+          <w:p>
+            <w:pPr>
+              <w:pStyle w:val="Compact"/>
+            </w:pPr>
+            <w:r>
+              <w:t xml:space="preserve">Wed Dec 9</w:t>
             </w:r>
           </w:p>
         </w:tc>
@@ -2319,20 +2319,20 @@
               <w:jc w:val="right"/>
             </w:pPr>
             <w:r>
-              <w:t xml:space="preserve">5</w:t>
-            </w:r>
-          </w:p>
-        </w:tc>
-      </w:tr>
-      <w:tr>
-        <w:tc>
-          <w:tcPr/>
-          <w:p>
-            <w:pPr>
-              <w:pStyle w:val="Compact"/>
-            </w:pPr>
-            <w:r>
-              <w:t xml:space="preserve">Final Report</w:t>
+              <w:t xml:space="preserve">50</w:t>
+            </w:r>
+          </w:p>
+        </w:tc>
+      </w:tr>
+      <w:tr>
+        <w:tc>
+          <w:tcPr/>
+          <w:p>
+            <w:pPr>
+              <w:pStyle w:val="Compact"/>
+            </w:pPr>
+            <w:r>
+              <w:t xml:space="preserve">Review &amp; Reflection</w:t>
             </w:r>
           </w:p>
         </w:tc>
@@ -2366,54 +2366,7 @@
               <w:jc w:val="right"/>
             </w:pPr>
             <w:r>
-              <w:t xml:space="preserve">50</w:t>
-            </w:r>
-          </w:p>
-        </w:tc>
-      </w:tr>
-      <w:tr>
-        <w:tc>
-          <w:tcPr/>
-          <w:p>
-            <w:pPr>
-              <w:pStyle w:val="Compact"/>
-            </w:pPr>
-            <w:r>
-              <w:t xml:space="preserve">Review &amp; Reflection</w:t>
-            </w:r>
-          </w:p>
-        </w:tc>
-        <w:tc>
-          <w:tcPr/>
-          <w:p>
-            <w:pPr>
-              <w:pStyle w:val="Compact"/>
-            </w:pPr>
-            <w:r>
-              <w:t xml:space="preserve">Wed Dec 9</w:t>
-            </w:r>
-          </w:p>
-        </w:tc>
-        <w:tc>
-          <w:tcPr/>
-          <w:p>
-            <w:pPr>
-              <w:pStyle w:val="Compact"/>
-            </w:pPr>
-            <w:r>
-              <w:t xml:space="preserve">Wed Dec 9</w:t>
-            </w:r>
-          </w:p>
-        </w:tc>
-        <w:tc>
-          <w:tcPr/>
-          <w:p>
-            <w:pPr>
-              <w:pStyle w:val="Compact"/>
-              <w:jc w:val="right"/>
-            </w:pPr>
-            <w:r>
-              <w:t xml:space="preserve">25</w:t>
+              <w:t>30</w:t>
             </w:r>
           </w:p>
         </w:tc>
